--- a/docs/PlantMR研究内容与投稿准备说明.docx
+++ b/docs/PlantMR研究内容与投稿准备说明.docx
@@ -2548,7 +2548,7 @@
       <w:r>
         <w:drawing>
           <wp:inline xmlns:a="http://schemas.openxmlformats.org/drawingml/2006/main" xmlns:pic="http://schemas.openxmlformats.org/drawingml/2006/picture">
-            <wp:extent cx="5806440" cy="2619979"/>
+            <wp:extent cx="5806440" cy="4362219"/>
             <wp:docPr id="1" name="Picture 1"/>
             <wp:cNvGraphicFramePr>
               <a:graphicFrameLocks noChangeAspect="1"/>
@@ -2569,7 +2569,7 @@
                   <pic:spPr>
                     <a:xfrm>
                       <a:off x="0" y="0"/>
-                      <a:ext cx="5806440" cy="2619979"/>
+                      <a:ext cx="5806440" cy="4362219"/>
                     </a:xfrm>
                     <a:prstGeom prst="rect"/>
                   </pic:spPr>
